--- a/AWS-cloud/09-AWS S3 bucket.docx
+++ b/AWS-cloud/09-AWS S3 bucket.docx
@@ -456,29 +456,7 @@
           <w:szCs w:val="24"/>
           <w14:ligatures w14:val="none"/>
         </w:rPr>
-        <w:t>Choose from S3 Standard, S3 Intelligent-</w:t>
-      </w:r>
-      <w:proofErr w:type="spellStart"/>
-      <w:r>
-        <w:rPr>
-          <w:rFonts w:ascii="Times New Roman" w:eastAsia="Times New Roman" w:hAnsi="Times New Roman" w:cs="Times New Roman"/>
-          <w:kern w:val="0"/>
-          <w:sz w:val="24"/>
-          <w:szCs w:val="24"/>
-          <w14:ligatures w14:val="none"/>
-        </w:rPr>
-        <w:t>Tiering</w:t>
-      </w:r>
-      <w:proofErr w:type="spellEnd"/>
-      <w:r>
-        <w:rPr>
-          <w:rFonts w:ascii="Times New Roman" w:eastAsia="Times New Roman" w:hAnsi="Times New Roman" w:cs="Times New Roman"/>
-          <w:kern w:val="0"/>
-          <w:sz w:val="24"/>
-          <w:szCs w:val="24"/>
-          <w14:ligatures w14:val="none"/>
-        </w:rPr>
-        <w:t>, S3 Infrequent Access, S3 Glacier, etc., based on access needs and cost.</w:t>
+        <w:t>Choose from S3 Standard, S3 Intelligent-Tiering, S3 Infrequent Access, S3 Glacier, etc., based on access needs and cost.</w:t>
       </w:r>
     </w:p>
     <w:p>
@@ -586,29 +564,7 @@
           <w:szCs w:val="24"/>
           <w14:ligatures w14:val="none"/>
         </w:rPr>
-        <w:t xml:space="preserve">Encrypt data at rest (SSE-S3, SSE-KMS, </w:t>
-      </w:r>
-      <w:proofErr w:type="gramStart"/>
-      <w:r>
-        <w:rPr>
-          <w:rFonts w:ascii="Times New Roman" w:eastAsia="Times New Roman" w:hAnsi="Times New Roman" w:cs="Times New Roman"/>
-          <w:kern w:val="0"/>
-          <w:sz w:val="24"/>
-          <w:szCs w:val="24"/>
-          <w14:ligatures w14:val="none"/>
-        </w:rPr>
-        <w:t>SSE</w:t>
-      </w:r>
-      <w:proofErr w:type="gramEnd"/>
-      <w:r>
-        <w:rPr>
-          <w:rFonts w:ascii="Times New Roman" w:eastAsia="Times New Roman" w:hAnsi="Times New Roman" w:cs="Times New Roman"/>
-          <w:kern w:val="0"/>
-          <w:sz w:val="24"/>
-          <w:szCs w:val="24"/>
-          <w14:ligatures w14:val="none"/>
-        </w:rPr>
-        <w:t>-C) and in transit (HTTPS/SSL).</w:t>
+        <w:t>Encrypt data at rest (SSE-S3, SSE-KMS, SSE-C) and in transit (HTTPS/SSL).</w:t>
       </w:r>
     </w:p>
     <w:p>
@@ -987,51 +943,7 @@
           <w:szCs w:val="24"/>
           <w14:ligatures w14:val="none"/>
         </w:rPr>
-        <w:t xml:space="preserve">Integrates with AWS </w:t>
-      </w:r>
-      <w:proofErr w:type="spellStart"/>
-      <w:r>
-        <w:rPr>
-          <w:rFonts w:ascii="Times New Roman" w:eastAsia="Times New Roman" w:hAnsi="Times New Roman" w:cs="Times New Roman"/>
-          <w:kern w:val="0"/>
-          <w:sz w:val="24"/>
-          <w:szCs w:val="24"/>
-          <w14:ligatures w14:val="none"/>
-        </w:rPr>
-        <w:t>CloudTrail</w:t>
-      </w:r>
-      <w:proofErr w:type="spellEnd"/>
-      <w:r>
-        <w:rPr>
-          <w:rFonts w:ascii="Times New Roman" w:eastAsia="Times New Roman" w:hAnsi="Times New Roman" w:cs="Times New Roman"/>
-          <w:kern w:val="0"/>
-          <w:sz w:val="24"/>
-          <w:szCs w:val="24"/>
-          <w14:ligatures w14:val="none"/>
-        </w:rPr>
-        <w:t xml:space="preserve"> and </w:t>
-      </w:r>
-      <w:proofErr w:type="spellStart"/>
-      <w:r>
-        <w:rPr>
-          <w:rFonts w:ascii="Times New Roman" w:eastAsia="Times New Roman" w:hAnsi="Times New Roman" w:cs="Times New Roman"/>
-          <w:kern w:val="0"/>
-          <w:sz w:val="24"/>
-          <w:szCs w:val="24"/>
-          <w14:ligatures w14:val="none"/>
-        </w:rPr>
-        <w:t>CloudWatch</w:t>
-      </w:r>
-      <w:proofErr w:type="spellEnd"/>
-      <w:r>
-        <w:rPr>
-          <w:rFonts w:ascii="Times New Roman" w:eastAsia="Times New Roman" w:hAnsi="Times New Roman" w:cs="Times New Roman"/>
-          <w:kern w:val="0"/>
-          <w:sz w:val="24"/>
-          <w:szCs w:val="24"/>
-          <w14:ligatures w14:val="none"/>
-        </w:rPr>
-        <w:t xml:space="preserve"> for access logs and activity monitoring.</w:t>
+        <w:t>Integrates with AWS CloudTrail and CloudWatch for access logs and activity monitoring.</w:t>
       </w:r>
     </w:p>
     <w:p>
@@ -2198,16 +2110,20 @@
         <w:rPr>
           <w:rFonts w:ascii="Times New Roman" w:hAnsi="Times New Roman" w:cs="Times New Roman"/>
           <w:b/>
+          <w:color w:val="FF0000"/>
           <w:sz w:val="28"/>
           <w:szCs w:val="28"/>
+          <w:u w:val="single"/>
         </w:rPr>
       </w:pPr>
       <w:r>
         <w:rPr>
           <w:rFonts w:ascii="Times New Roman" w:hAnsi="Times New Roman" w:cs="Times New Roman"/>
           <w:b/>
+          <w:color w:val="FF0000"/>
           <w:sz w:val="28"/>
           <w:szCs w:val="28"/>
+          <w:u w:val="single"/>
         </w:rPr>
         <w:t>Viewing/Browsing of Image/File from Private S3 bucket:</w:t>
       </w:r>
@@ -2255,7 +2171,6 @@
         </w:rPr>
         <w:t>Even though we can access (View) the image which is uploaded in a private S3 bucket, by using the “</w:t>
       </w:r>
-      <w:proofErr w:type="spellStart"/>
       <w:r>
         <w:rPr>
           <w:rFonts w:ascii="Times New Roman" w:hAnsi="Times New Roman" w:cs="Times New Roman"/>
@@ -2263,9 +2178,25 @@
           <w:sz w:val="24"/>
           <w:szCs w:val="24"/>
         </w:rPr>
-        <w:t>presigned</w:t>
-      </w:r>
-      <w:proofErr w:type="spellEnd"/>
+        <w:t>presigned URL”</w:t>
+      </w:r>
+    </w:p>
+    <w:p>
+      <w:pPr>
+        <w:rPr>
+          <w:rFonts w:ascii="Times New Roman" w:hAnsi="Times New Roman" w:cs="Times New Roman"/>
+          <w:sz w:val="24"/>
+          <w:szCs w:val="24"/>
+        </w:rPr>
+      </w:pPr>
+      <w:r>
+        <w:rPr>
+          <w:rFonts w:ascii="Times New Roman" w:hAnsi="Times New Roman" w:cs="Times New Roman"/>
+          <w:sz w:val="24"/>
+          <w:szCs w:val="24"/>
+        </w:rPr>
+        <w:t xml:space="preserve">By using </w:t>
+      </w:r>
       <w:r>
         <w:rPr>
           <w:rFonts w:ascii="Times New Roman" w:hAnsi="Times New Roman" w:cs="Times New Roman"/>
@@ -2273,44 +2204,7 @@
           <w:sz w:val="24"/>
           <w:szCs w:val="24"/>
         </w:rPr>
-        <w:t xml:space="preserve"> URL”</w:t>
-      </w:r>
-    </w:p>
-    <w:p>
-      <w:pPr>
-        <w:rPr>
-          <w:rFonts w:ascii="Times New Roman" w:hAnsi="Times New Roman" w:cs="Times New Roman"/>
-          <w:sz w:val="24"/>
-          <w:szCs w:val="24"/>
-        </w:rPr>
-      </w:pPr>
-      <w:r>
-        <w:rPr>
-          <w:rFonts w:ascii="Times New Roman" w:hAnsi="Times New Roman" w:cs="Times New Roman"/>
-          <w:sz w:val="24"/>
-          <w:szCs w:val="24"/>
-        </w:rPr>
-        <w:t xml:space="preserve">By using </w:t>
-      </w:r>
-      <w:proofErr w:type="spellStart"/>
-      <w:r>
-        <w:rPr>
-          <w:rFonts w:ascii="Times New Roman" w:hAnsi="Times New Roman" w:cs="Times New Roman"/>
-          <w:b/>
-          <w:sz w:val="24"/>
-          <w:szCs w:val="24"/>
-        </w:rPr>
-        <w:t>presigned</w:t>
-      </w:r>
-      <w:proofErr w:type="spellEnd"/>
-      <w:r>
-        <w:rPr>
-          <w:rFonts w:ascii="Times New Roman" w:hAnsi="Times New Roman" w:cs="Times New Roman"/>
-          <w:b/>
-          <w:sz w:val="24"/>
-          <w:szCs w:val="24"/>
-        </w:rPr>
-        <w:t xml:space="preserve"> URL</w:t>
+        <w:t>presigned URL</w:t>
       </w:r>
       <w:r>
         <w:rPr>
@@ -2934,16 +2828,20 @@
         <w:rPr>
           <w:rFonts w:ascii="Times New Roman" w:hAnsi="Times New Roman" w:cs="Times New Roman"/>
           <w:b/>
+          <w:color w:val="FF0000"/>
           <w:sz w:val="28"/>
           <w:szCs w:val="28"/>
+          <w:u w:val="single"/>
         </w:rPr>
       </w:pPr>
       <w:r>
         <w:rPr>
           <w:rFonts w:ascii="Times New Roman" w:hAnsi="Times New Roman" w:cs="Times New Roman"/>
           <w:b/>
+          <w:color w:val="FF0000"/>
           <w:sz w:val="28"/>
           <w:szCs w:val="28"/>
+          <w:u w:val="single"/>
         </w:rPr>
         <w:t>Downloading of files/image form the Private S3 bucket using AWS CLI:</w:t>
       </w:r>
@@ -2973,6 +2871,8 @@
         </w:rPr>
         <w:t>The other way to view the image/file is by downloading of image/file using AWS CLI.</w:t>
       </w:r>
+      <w:bookmarkStart w:id="0" w:name="_GoBack"/>
+      <w:bookmarkEnd w:id="0"/>
     </w:p>
     <w:p>
       <w:pPr>
@@ -3067,23 +2967,13 @@
         </w:rPr>
         <w:t xml:space="preserve"> </w:t>
       </w:r>
-      <w:proofErr w:type="spellStart"/>
-      <w:r>
-        <w:rPr>
-          <w:rFonts w:ascii="Times New Roman" w:hAnsi="Times New Roman" w:cs="Times New Roman"/>
-          <w:sz w:val="24"/>
-          <w:szCs w:val="24"/>
-        </w:rPr>
-        <w:t>aws</w:t>
-      </w:r>
-      <w:proofErr w:type="spellEnd"/>
-      <w:r>
-        <w:rPr>
-          <w:rFonts w:ascii="Times New Roman" w:hAnsi="Times New Roman" w:cs="Times New Roman"/>
-          <w:sz w:val="24"/>
-          <w:szCs w:val="24"/>
-        </w:rPr>
-        <w:t xml:space="preserve"> configure</w:t>
+      <w:r>
+        <w:rPr>
+          <w:rFonts w:ascii="Times New Roman" w:hAnsi="Times New Roman" w:cs="Times New Roman"/>
+          <w:sz w:val="24"/>
+          <w:szCs w:val="24"/>
+        </w:rPr>
+        <w:t>aws configure</w:t>
       </w:r>
       <w:r>
         <w:rPr>
@@ -3828,41 +3718,13 @@
         </w:rPr>
         <w:t xml:space="preserve"> </w:t>
       </w:r>
-      <w:proofErr w:type="spellStart"/>
-      <w:r>
-        <w:rPr>
-          <w:rFonts w:ascii="Times New Roman" w:hAnsi="Times New Roman" w:cs="Times New Roman"/>
-          <w:sz w:val="24"/>
-          <w:szCs w:val="24"/>
-        </w:rPr>
-        <w:t>aws</w:t>
-      </w:r>
-      <w:proofErr w:type="spellEnd"/>
-      <w:r>
-        <w:rPr>
-          <w:rFonts w:ascii="Times New Roman" w:hAnsi="Times New Roman" w:cs="Times New Roman"/>
-          <w:sz w:val="24"/>
-          <w:szCs w:val="24"/>
-        </w:rPr>
-        <w:t xml:space="preserve"> s3 </w:t>
-      </w:r>
-      <w:proofErr w:type="spellStart"/>
-      <w:r>
-        <w:rPr>
-          <w:rFonts w:ascii="Times New Roman" w:hAnsi="Times New Roman" w:cs="Times New Roman"/>
-          <w:sz w:val="24"/>
-          <w:szCs w:val="24"/>
-        </w:rPr>
-        <w:t>cp</w:t>
-      </w:r>
-      <w:proofErr w:type="spellEnd"/>
-      <w:r>
-        <w:rPr>
-          <w:rFonts w:ascii="Times New Roman" w:hAnsi="Times New Roman" w:cs="Times New Roman"/>
-          <w:sz w:val="24"/>
-          <w:szCs w:val="24"/>
-        </w:rPr>
-        <w:t xml:space="preserve"> </w:t>
+      <w:r>
+        <w:rPr>
+          <w:rFonts w:ascii="Times New Roman" w:hAnsi="Times New Roman" w:cs="Times New Roman"/>
+          <w:sz w:val="24"/>
+          <w:szCs w:val="24"/>
+        </w:rPr>
+        <w:t xml:space="preserve">aws s3 cp </w:t>
       </w:r>
       <w:r>
         <w:rPr>
@@ -3908,43 +3770,7 @@
           <w:sz w:val="24"/>
           <w:szCs w:val="24"/>
         </w:rPr>
-        <w:t xml:space="preserve"> </w:t>
-      </w:r>
-      <w:proofErr w:type="spellStart"/>
-      <w:r>
-        <w:rPr>
-          <w:rFonts w:ascii="Times New Roman" w:hAnsi="Times New Roman" w:cs="Times New Roman"/>
-          <w:sz w:val="24"/>
-          <w:szCs w:val="24"/>
-        </w:rPr>
-        <w:t>aws</w:t>
-      </w:r>
-      <w:proofErr w:type="spellEnd"/>
-      <w:r>
-        <w:rPr>
-          <w:rFonts w:ascii="Times New Roman" w:hAnsi="Times New Roman" w:cs="Times New Roman"/>
-          <w:sz w:val="24"/>
-          <w:szCs w:val="24"/>
-        </w:rPr>
-        <w:t xml:space="preserve"> s3 </w:t>
-      </w:r>
-      <w:proofErr w:type="spellStart"/>
-      <w:r>
-        <w:rPr>
-          <w:rFonts w:ascii="Times New Roman" w:hAnsi="Times New Roman" w:cs="Times New Roman"/>
-          <w:sz w:val="24"/>
-          <w:szCs w:val="24"/>
-        </w:rPr>
-        <w:t>cp</w:t>
-      </w:r>
-      <w:proofErr w:type="spellEnd"/>
-      <w:r>
-        <w:rPr>
-          <w:rFonts w:ascii="Times New Roman" w:hAnsi="Times New Roman" w:cs="Times New Roman"/>
-          <w:sz w:val="24"/>
-          <w:szCs w:val="24"/>
-        </w:rPr>
-        <w:t xml:space="preserve"> </w:t>
+        <w:t xml:space="preserve"> aws s3 cp </w:t>
       </w:r>
       <w:r>
         <w:rPr>
@@ -3953,17 +3779,7 @@
           <w:sz w:val="24"/>
           <w:szCs w:val="24"/>
         </w:rPr>
-        <w:t>s3://my-photo-bucket/images/</w:t>
-      </w:r>
-      <w:proofErr w:type="gramStart"/>
-      <w:r>
-        <w:rPr>
-          <w:rFonts w:ascii="Times New Roman" w:hAnsi="Times New Roman" w:cs="Times New Roman"/>
-          <w:color w:val="00B0F0"/>
-          <w:sz w:val="24"/>
-          <w:szCs w:val="24"/>
-        </w:rPr>
-        <w:t>dog.jpg</w:t>
+        <w:t>s3://my-photo-bucket/images/dog.jpg</w:t>
       </w:r>
       <w:r>
         <w:rPr>
@@ -3985,7 +3801,6 @@
         </w:rPr>
         <w:t>.</w:t>
       </w:r>
-      <w:proofErr w:type="gramEnd"/>
     </w:p>
     <w:p>
       <w:pPr>
@@ -4885,9 +4700,8 @@
           <w:sz w:val="24"/>
           <w:szCs w:val="24"/>
         </w:rPr>
-        <w:t xml:space="preserve">Go </w:t>
-      </w:r>
-      <w:proofErr w:type="gramStart"/>
+        <w:t xml:space="preserve">Go To </w:t>
+      </w:r>
       <w:r>
         <w:rPr>
           <w:rFonts w:ascii="Times New Roman" w:hAnsi="Times New Roman" w:cs="Times New Roman"/>
@@ -4895,18 +4709,8 @@
           <w:sz w:val="24"/>
           <w:szCs w:val="24"/>
         </w:rPr>
-        <w:t xml:space="preserve">To </w:t>
-      </w:r>
-      <w:r>
-        <w:rPr>
-          <w:rFonts w:ascii="Times New Roman" w:hAnsi="Times New Roman" w:cs="Times New Roman"/>
-          <w:b/>
-          <w:sz w:val="24"/>
-          <w:szCs w:val="24"/>
-        </w:rPr>
         <w:sym w:font="Wingdings" w:char="F0E0"/>
       </w:r>
-      <w:proofErr w:type="gramEnd"/>
       <w:r>
         <w:rPr>
           <w:rFonts w:ascii="Times New Roman" w:hAnsi="Times New Roman" w:cs="Times New Roman"/>
@@ -5887,33 +5691,7 @@
                                 <w:bdr w:val="none" w:sz="0" w:space="0" w:color="auto" w:frame="1"/>
                                 <w14:ligatures w14:val="none"/>
                               </w:rPr>
-                              <w:t xml:space="preserve">  "Id": "</w:t>
-                            </w:r>
-                            <w:proofErr w:type="spellStart"/>
-                            <w:r>
-                              <w:rPr>
-                                <w:rFonts w:ascii="Cascadia Mono" w:eastAsia="Times New Roman" w:hAnsi="Cascadia Mono" w:cs="Courier New"/>
-                                <w:color w:val="0C0D0E"/>
-                                <w:kern w:val="0"/>
-                                <w:sz w:val="20"/>
-                                <w:szCs w:val="20"/>
-                                <w:bdr w:val="none" w:sz="0" w:space="0" w:color="auto" w:frame="1"/>
-                                <w14:ligatures w14:val="none"/>
-                              </w:rPr>
-                              <w:t>BucketPolicy</w:t>
-                            </w:r>
-                            <w:proofErr w:type="spellEnd"/>
-                            <w:r>
-                              <w:rPr>
-                                <w:rFonts w:ascii="Cascadia Mono" w:eastAsia="Times New Roman" w:hAnsi="Cascadia Mono" w:cs="Courier New"/>
-                                <w:color w:val="0C0D0E"/>
-                                <w:kern w:val="0"/>
-                                <w:sz w:val="20"/>
-                                <w:szCs w:val="20"/>
-                                <w:bdr w:val="none" w:sz="0" w:space="0" w:color="auto" w:frame="1"/>
-                                <w14:ligatures w14:val="none"/>
-                              </w:rPr>
-                              <w:t>",</w:t>
+                              <w:t xml:space="preserve">  "Id": "BucketPolicy",</w:t>
                             </w:r>
                           </w:p>
                           <w:p>
@@ -6097,33 +5875,7 @@
                                 <w:bdr w:val="none" w:sz="0" w:space="0" w:color="auto" w:frame="1"/>
                                 <w14:ligatures w14:val="none"/>
                               </w:rPr>
-                              <w:t xml:space="preserve">      "Sid": "</w:t>
-                            </w:r>
-                            <w:proofErr w:type="spellStart"/>
-                            <w:r>
-                              <w:rPr>
-                                <w:rFonts w:ascii="Cascadia Mono" w:eastAsia="Times New Roman" w:hAnsi="Cascadia Mono" w:cs="Courier New"/>
-                                <w:color w:val="0C0D0E"/>
-                                <w:kern w:val="0"/>
-                                <w:sz w:val="20"/>
-                                <w:szCs w:val="20"/>
-                                <w:bdr w:val="none" w:sz="0" w:space="0" w:color="auto" w:frame="1"/>
-                                <w14:ligatures w14:val="none"/>
-                              </w:rPr>
-                              <w:t>AllAccess</w:t>
-                            </w:r>
-                            <w:proofErr w:type="spellEnd"/>
-                            <w:r>
-                              <w:rPr>
-                                <w:rFonts w:ascii="Cascadia Mono" w:eastAsia="Times New Roman" w:hAnsi="Cascadia Mono" w:cs="Courier New"/>
-                                <w:color w:val="0C0D0E"/>
-                                <w:kern w:val="0"/>
-                                <w:sz w:val="20"/>
-                                <w:szCs w:val="20"/>
-                                <w:bdr w:val="none" w:sz="0" w:space="0" w:color="auto" w:frame="1"/>
-                                <w14:ligatures w14:val="none"/>
-                              </w:rPr>
-                              <w:t>",</w:t>
+                              <w:t xml:space="preserve">      "Sid": "AllAccess",</w:t>
                             </w:r>
                           </w:p>
                           <w:p>
@@ -6309,7 +6061,6 @@
                               </w:rPr>
                               <w:t xml:space="preserve">         "</w:t>
                             </w:r>
-                            <w:proofErr w:type="gramStart"/>
                             <w:r>
                               <w:rPr>
                                 <w:rFonts w:ascii="Cascadia Mono" w:eastAsia="Times New Roman" w:hAnsi="Cascadia Mono" w:cs="Courier New"/>
@@ -6320,20 +6071,7 @@
                                 <w:bdr w:val="none" w:sz="0" w:space="0" w:color="auto" w:frame="1"/>
                                 <w14:ligatures w14:val="none"/>
                               </w:rPr>
-                              <w:t>arn:</w:t>
-                            </w:r>
-                            <w:proofErr w:type="gramEnd"/>
-                            <w:r>
-                              <w:rPr>
-                                <w:rFonts w:ascii="Cascadia Mono" w:eastAsia="Times New Roman" w:hAnsi="Cascadia Mono" w:cs="Courier New"/>
-                                <w:color w:val="0C0D0E"/>
-                                <w:kern w:val="0"/>
-                                <w:sz w:val="20"/>
-                                <w:szCs w:val="20"/>
-                                <w:bdr w:val="none" w:sz="0" w:space="0" w:color="auto" w:frame="1"/>
-                                <w14:ligatures w14:val="none"/>
-                              </w:rPr>
-                              <w:t>aws:s3:::myfisrtbucket1234567</w:t>
+                              <w:t>arn:aws:s3:::myfisrtbucket1234567</w:t>
                             </w:r>
                             <w:r>
                               <w:rPr>
@@ -6393,7 +6131,6 @@
                               </w:rPr>
                               <w:t xml:space="preserve">         "</w:t>
                             </w:r>
-                            <w:proofErr w:type="gramStart"/>
                             <w:r>
                               <w:rPr>
                                 <w:rFonts w:ascii="Cascadia Mono" w:eastAsia="Times New Roman" w:hAnsi="Cascadia Mono" w:cs="Courier New"/>
@@ -6404,20 +6141,7 @@
                                 <w:bdr w:val="none" w:sz="0" w:space="0" w:color="auto" w:frame="1"/>
                                 <w14:ligatures w14:val="none"/>
                               </w:rPr>
-                              <w:t>arn:</w:t>
-                            </w:r>
-                            <w:proofErr w:type="gramEnd"/>
-                            <w:r>
-                              <w:rPr>
-                                <w:rFonts w:ascii="Cascadia Mono" w:eastAsia="Times New Roman" w:hAnsi="Cascadia Mono" w:cs="Courier New"/>
-                                <w:color w:val="0C0D0E"/>
-                                <w:kern w:val="0"/>
-                                <w:sz w:val="20"/>
-                                <w:szCs w:val="20"/>
-                                <w:bdr w:val="none" w:sz="0" w:space="0" w:color="auto" w:frame="1"/>
-                                <w14:ligatures w14:val="none"/>
-                              </w:rPr>
-                              <w:t>aws:s3:::myfisrtbucket1234567</w:t>
+                              <w:t>arn:aws:s3:::myfisrtbucket1234567</w:t>
                             </w:r>
                             <w:r>
                               <w:rPr>
@@ -8580,31 +8304,7 @@
                                 <w:shd w:val="clear" w:color="auto" w:fill="E4E5E5"/>
                                 <w14:ligatures w14:val="none"/>
                               </w:rPr>
-                              <w:t xml:space="preserve">            "Sid": "</w:t>
-                            </w:r>
-                            <w:proofErr w:type="spellStart"/>
-                            <w:r>
-                              <w:rPr>
-                                <w:rStyle w:val="HTMLCode"/>
-                                <w:rFonts w:ascii="Consolas" w:eastAsiaTheme="minorHAnsi" w:hAnsi="Consolas"/>
-                                <w:color w:val="383A42"/>
-                                <w:kern w:val="0"/>
-                                <w:shd w:val="clear" w:color="auto" w:fill="E4E5E5"/>
-                                <w14:ligatures w14:val="none"/>
-                              </w:rPr>
-                              <w:t>IPAllow</w:t>
-                            </w:r>
-                            <w:proofErr w:type="spellEnd"/>
-                            <w:r>
-                              <w:rPr>
-                                <w:rStyle w:val="HTMLCode"/>
-                                <w:rFonts w:ascii="Consolas" w:eastAsiaTheme="minorHAnsi" w:hAnsi="Consolas"/>
-                                <w:color w:val="383A42"/>
-                                <w:kern w:val="0"/>
-                                <w:shd w:val="clear" w:color="auto" w:fill="E4E5E5"/>
-                                <w14:ligatures w14:val="none"/>
-                              </w:rPr>
-                              <w:t>",</w:t>
+                              <w:t xml:space="preserve">            "Sid": "IPAllow",</w:t>
                             </w:r>
                           </w:p>
                           <w:p>
@@ -8748,31 +8448,7 @@
                                 <w:shd w:val="clear" w:color="auto" w:fill="E4E5E5"/>
                                 <w14:ligatures w14:val="none"/>
                               </w:rPr>
-                              <w:t xml:space="preserve">            "Resource": "arn</w:t>
-                            </w:r>
-                            <w:proofErr w:type="gramStart"/>
-                            <w:r>
-                              <w:rPr>
-                                <w:rStyle w:val="HTMLCode"/>
-                                <w:rFonts w:ascii="Consolas" w:eastAsiaTheme="minorHAnsi" w:hAnsi="Consolas"/>
-                                <w:color w:val="383A42"/>
-                                <w:kern w:val="0"/>
-                                <w:shd w:val="clear" w:color="auto" w:fill="E4E5E5"/>
-                                <w14:ligatures w14:val="none"/>
-                              </w:rPr>
-                              <w:t>:aws:s3</w:t>
-                            </w:r>
-                            <w:proofErr w:type="gramEnd"/>
-                            <w:r>
-                              <w:rPr>
-                                <w:rStyle w:val="HTMLCode"/>
-                                <w:rFonts w:ascii="Consolas" w:eastAsiaTheme="minorHAnsi" w:hAnsi="Consolas"/>
-                                <w:color w:val="383A42"/>
-                                <w:kern w:val="0"/>
-                                <w:shd w:val="clear" w:color="auto" w:fill="E4E5E5"/>
-                                <w14:ligatures w14:val="none"/>
-                              </w:rPr>
-                              <w:t>:::myfisrtbucket1234567/*",</w:t>
+                              <w:t xml:space="preserve">            "Resource": "arn:aws:s3:::myfisrtbucket1234567/*",</w:t>
                             </w:r>
                           </w:p>
                           <w:p>
@@ -8820,31 +8496,7 @@
                                 <w:shd w:val="clear" w:color="auto" w:fill="E4E5E5"/>
                                 <w14:ligatures w14:val="none"/>
                               </w:rPr>
-                              <w:t xml:space="preserve">                "</w:t>
-                            </w:r>
-                            <w:proofErr w:type="spellStart"/>
-                            <w:r>
-                              <w:rPr>
-                                <w:rStyle w:val="HTMLCode"/>
-                                <w:rFonts w:ascii="Consolas" w:eastAsiaTheme="minorHAnsi" w:hAnsi="Consolas"/>
-                                <w:color w:val="383A42"/>
-                                <w:kern w:val="0"/>
-                                <w:shd w:val="clear" w:color="auto" w:fill="E4E5E5"/>
-                                <w14:ligatures w14:val="none"/>
-                              </w:rPr>
-                              <w:t>IpAddress</w:t>
-                            </w:r>
-                            <w:proofErr w:type="spellEnd"/>
-                            <w:r>
-                              <w:rPr>
-                                <w:rStyle w:val="HTMLCode"/>
-                                <w:rFonts w:ascii="Consolas" w:eastAsiaTheme="minorHAnsi" w:hAnsi="Consolas"/>
-                                <w:color w:val="383A42"/>
-                                <w:kern w:val="0"/>
-                                <w:shd w:val="clear" w:color="auto" w:fill="E4E5E5"/>
-                                <w14:ligatures w14:val="none"/>
-                              </w:rPr>
-                              <w:t>": {</w:t>
+                              <w:t xml:space="preserve">                "IpAddress": {</w:t>
                             </w:r>
                           </w:p>
                           <w:p>
@@ -8868,44 +8520,7 @@
                                 <w:shd w:val="clear" w:color="auto" w:fill="E4E5E5"/>
                                 <w14:ligatures w14:val="none"/>
                               </w:rPr>
-                              <w:t xml:space="preserve">                    "</w:t>
-                            </w:r>
-                            <w:proofErr w:type="spellStart"/>
-                            <w:proofErr w:type="gramStart"/>
-                            <w:r>
-                              <w:rPr>
-                                <w:rStyle w:val="HTMLCode"/>
-                                <w:rFonts w:ascii="Consolas" w:eastAsiaTheme="minorHAnsi" w:hAnsi="Consolas"/>
-                                <w:color w:val="383A42"/>
-                                <w:kern w:val="0"/>
-                                <w:shd w:val="clear" w:color="auto" w:fill="E4E5E5"/>
-                                <w14:ligatures w14:val="none"/>
-                              </w:rPr>
-                              <w:t>aws:</w:t>
-                            </w:r>
-                            <w:proofErr w:type="gramEnd"/>
-                            <w:r>
-                              <w:rPr>
-                                <w:rStyle w:val="HTMLCode"/>
-                                <w:rFonts w:ascii="Consolas" w:eastAsiaTheme="minorHAnsi" w:hAnsi="Consolas"/>
-                                <w:color w:val="383A42"/>
-                                <w:kern w:val="0"/>
-                                <w:shd w:val="clear" w:color="auto" w:fill="E4E5E5"/>
-                                <w14:ligatures w14:val="none"/>
-                              </w:rPr>
-                              <w:t>SourceIp</w:t>
-                            </w:r>
-                            <w:proofErr w:type="spellEnd"/>
-                            <w:r>
-                              <w:rPr>
-                                <w:rStyle w:val="HTMLCode"/>
-                                <w:rFonts w:ascii="Consolas" w:eastAsiaTheme="minorHAnsi" w:hAnsi="Consolas"/>
-                                <w:color w:val="383A42"/>
-                                <w:kern w:val="0"/>
-                                <w:shd w:val="clear" w:color="auto" w:fill="E4E5E5"/>
-                                <w14:ligatures w14:val="none"/>
-                              </w:rPr>
-                              <w:t>": "115.98.47.41/32"</w:t>
+                              <w:t xml:space="preserve">                    "aws:SourceIp": "115.98.47.41/32"</w:t>
                             </w:r>
                           </w:p>
                           <w:p>
@@ -9938,8 +9553,6 @@
         </w:rPr>
         <w:t>So the policy say that the specific IP Address which is provided in the policy can only access the S3 bucket object using the object URL.</w:t>
       </w:r>
-      <w:bookmarkStart w:id="0" w:name="_GoBack"/>
-      <w:bookmarkEnd w:id="0"/>
     </w:p>
     <w:sectPr>
       <w:pgSz w:w="12240" w:h="15840"/>
